--- a/testakten/erbstreit-krypto-multisig-edelmann-stuttgart/07_wertpapierdepot_lampe_hauck_status.docx
+++ b/testakten/erbstreit-krypto-multisig-edelmann-stuttgart/07_wertpapierdepot_lampe_hauck_status.docx
@@ -1064,7 +1064,7 @@
         <w:jc w:val="left"/>
       </w:pPr>
       <w:r>
-        <w:t>Für die Erbschaftsteuer und die Pflichtteilsberechnung ist der Wert am Todestag (12.03.2025) maßgeblich (§ 11 ErbStG: gemeiner Wert, bei börsennotierten Wertpapieren Kurs am Bewertungsstichtag). Die Bank wurde zur Stichtagsaufstellung aufgefordert; Vollmacht Henrike liegt vor, Bank besteht auf Erbschein für förmliche Depotauskunft.</w:t>
+        <w:t>Für die Erbschaftsteuer und die Pflichtteilsberechnung ist der Wert am Todestag (12.03.2025) maßgeblich (Paragraf 11 ErbStG: gemeiner Wert, bei börsennotierten Wertpapieren Kurs am Bewertungsstichtag). Die Bank wurde zur Stichtagsaufstellung aufgefordert; Vollmacht Henrike liegt vor, Bank besteht auf Erbschein für förmliche Depotauskunft.</w:t>
       </w:r>
     </w:p>
     <w:p>
@@ -1146,7 +1146,7 @@
         <w:jc w:val="left"/>
       </w:pPr>
       <w:r>
-        <w:t>Die Schenkungen an Constantin erfolgten in Geld (Tranchen 2020–2023), nicht aus dem Depot. Das Depot ist daher nicht direkt pflichtteilsergänzungsrelevant, aber Bestandteil des Reinnachlasses für die Pflichtteilsberechnung nach § 2311 BGB.</w:t>
+        <w:t>Die Schenkungen an Constantin erfolgten in Geld (Tranchen 2020–2023), nicht aus dem Depot. Das Depot ist daher nicht direkt pflichtteilsergänzungsrelevant, aber Bestandteil des Reinnachlasses für die Pflichtteilsberechnung nach Paragraf 2311 BGB.</w:t>
       </w:r>
     </w:p>
     <w:p>
@@ -1222,7 +1222,7 @@
         <w:t>Risiko:</w:t>
       </w:r>
       <w:r>
-        <w:t xml:space="preserve"> Constantin könnte als potenzieller Erbe (bzw. auch nach Ausschlagung, sofern er sich darauf beruft) versuchen, bei der Bank eigene Rechte geltend zu machen. Dies ist nach Ausschlagung nicht möglich (§ 1953 BGB); die Bank ist zu informieren, sobald die Ausschlagung rechtskräftig registriert ist.</w:t>
+        <w:t xml:space="preserve"> Constantin könnte als potenzieller Erbe (bzw. auch nach Ausschlagung, sofern er sich darauf beruft) versuchen, bei der Bank eigene Rechte geltend zu machen. Dies ist nach Ausschlagung nicht möglich (Paragraf 1953 BGB); die Bank ist zu informieren, sobald die Ausschlagung rechtskräftig registriert ist.</w:t>
       </w:r>
     </w:p>
     <w:p/>
@@ -1363,7 +1363,7 @@
         <w:pStyle w:val="ListBullet"/>
       </w:pPr>
       <w:r>
-        <w:t>Kanzlei prüft einstweilige Sicherungsanordnung nach § 1960 BGB, um Depotveräußerungen bis zur Auseinandersetzung zu verhindern.</w:t>
+        <w:t>Kanzlei prüft einstweilige Sicherungsanordnung nach Paragraf 1960 BGB, um Depotveräußerungen bis zur Auseinandersetzung zu verhindern.</w:t>
       </w:r>
     </w:p>
     <w:p>
